--- a/CÔNG TY TNHH DUY TÂN FOODS/DuyTan_ChuyenDoiLoaiHinhDN/HoSo_DuyTan_01082026/HoSo_DuyTan_01082026/HoSo2_DuyTan_GiayUyQuyen.docx
+++ b/CÔNG TY TNHH DUY TÂN FOODS/DuyTan_ChuyenDoiLoaiHinhDN/HoSo_DuyTan_01082026/HoSo_DuyTan_01082026/HoSo2_DuyTan_GiayUyQuyen.docx
@@ -1066,7 +1066,17 @@
           <w:szCs w:val="26"/>
           <w:lang w:eastAsia="zh-CN"/>
         </w:rPr>
-        <w:t>: 0865070645</w:t>
+        <w:t xml:space="preserve">: </w:t>
+      </w:r>
+      <w:r>
+        <w:rPr>
+          <w:rFonts w:ascii="Times New Roman" w:hAnsi="Times New Roman" w:cs="Times New Roman"/>
+          <w:color w:val="000000"/>
+          <w:sz w:val="26"/>
+          <w:szCs w:val="26"/>
+          <w:lang w:eastAsia="zh-CN"/>
+        </w:rPr>
+        <w:t>0965090873</w:t>
       </w:r>
     </w:p>
     <w:p>
